--- a/public/adobe/leif-taylor-resume-adobe-2026-05.docx
+++ b/public/adobe/leif-taylor-resume-adobe-2026-05.docx
@@ -49,7 +49,7 @@
         </w:rPr>
         <w:t xml:space="preserve">Greater Boston Area  ·  </w:t>
       </w:r>
-      <w:hyperlink w:history="1" r:id="rIdzk69t3wujzgnvzfx6caqr">
+      <w:hyperlink w:history="1" r:id="rIdezv9hrueloayeeojxpg72">
         <w:r>
           <w:rPr>
             <w:rFonts w:ascii="Calibri" w:cs="Calibri" w:eastAsia="Calibri" w:hAnsi="Calibri"/>
@@ -70,7 +70,7 @@
         </w:rPr>
         <w:t xml:space="preserve">  ·  </w:t>
       </w:r>
-      <w:hyperlink w:history="1" r:id="rId8l0kc7tahowciciifrcsx">
+      <w:hyperlink w:history="1" r:id="rIde4jerdvldrtc-2yvvtzxh">
         <w:r>
           <w:rPr>
             <w:rFonts w:ascii="Calibri" w:cs="Calibri" w:eastAsia="Calibri" w:hAnsi="Calibri"/>
@@ -91,7 +91,7 @@
         </w:rPr>
         <w:t xml:space="preserve">  ·  </w:t>
       </w:r>
-      <w:hyperlink w:history="1" r:id="rIdbjxlhfawuyh_qdnvzep4d">
+      <w:hyperlink w:history="1" r:id="rIda1eb-e1pzeuk_ruvzyylf">
         <w:r>
           <w:rPr>
             <w:rFonts w:ascii="Calibri" w:cs="Calibri" w:eastAsia="Calibri" w:hAnsi="Calibri"/>
@@ -1281,7 +1281,7 @@
       <w:pPr>
         <w:spacing w:after="120"/>
       </w:pPr>
-      <w:hyperlink w:history="1" r:id="rId9usplfsm0gemknrxnlxl1">
+      <w:hyperlink w:history="1" r:id="rIdri6yfdruiht0ktgyntq4m">
         <w:r>
           <w:rPr>
             <w:rFonts w:ascii="Calibri" w:cs="Calibri" w:eastAsia="Calibri" w:hAnsi="Calibri"/>
@@ -1359,7 +1359,7 @@
           <w:sz w:val="20"/>
           <w:szCs w:val="20"/>
         </w:rPr>
-        <w:t xml:space="preserve">RETRIEVAL / DATA INTELLIGENCE</w:t>
+        <w:t xml:space="preserve">GENERATIVE AI / IMAGE</w:t>
       </w:r>
     </w:p>
     <w:p>
@@ -1373,7 +1373,7 @@
           <w:sz w:val="20"/>
           <w:szCs w:val="20"/>
         </w:rPr>
-        <w:t xml:space="preserve">Pinecone · Weaviate · Qdrant · Milvus · Chroma · FAISS · pgvector · Elasticsearch / OpenSearch vector search · hybrid retrieval · BM25 · embeddings · reranking · cross-encoder rerankers · metadata filtering · chunking strategies · document ingestion · OCR / unstructured extraction · entity resolution · deduplication · knowledge graphs · LangSmith · Langfuse · RAGAS</w:t>
+        <w:t xml:space="preserve">Stable Diffusion · SDXL · ComfyUI · Diffusers · ControlNet · LoRA · textual inversion · IP-Adapter · inpainting · outpainting · image upscaling · background removal</w:t>
       </w:r>
     </w:p>
     <w:p>
@@ -1390,7 +1390,7 @@
           <w:sz w:val="20"/>
           <w:szCs w:val="20"/>
         </w:rPr>
-        <w:t xml:space="preserve">APPLICATION ENGINEERING</w:t>
+        <w:t xml:space="preserve">RETRIEVAL / DATA INTELLIGENCE</w:t>
       </w:r>
     </w:p>
     <w:p>
@@ -1404,7 +1404,7 @@
           <w:sz w:val="20"/>
           <w:szCs w:val="20"/>
         </w:rPr>
-        <w:t xml:space="preserve">TypeScript · Node.js · NestJS · Express · Fastify · Next.js · Python · FastAPI · Pydantic · Django · Java · Spring Boot · C# · .NET · ASP.NET Core · React · React Native · Angular · Svelte / SvelteKit · Vite · Tailwind CSS · Storybook · TanStack Query · REST · GraphQL · gRPC · WebSockets · OpenAPI · webhooks · OAuth2 · OIDC · JWT · SAML · SCIM · API gateways · idempotency · rate limiting</w:t>
+        <w:t xml:space="preserve">Pinecone · Weaviate · Qdrant · Milvus · Chroma · FAISS · pgvector · Elasticsearch / OpenSearch vector search · hybrid retrieval · BM25 · embeddings · reranking · cross-encoder rerankers · metadata filtering · chunking strategies · document ingestion · OCR / unstructured extraction · entity resolution · deduplication · knowledge graphs · LangSmith · Langfuse · RAGAS</w:t>
       </w:r>
     </w:p>
     <w:p>
@@ -1421,7 +1421,7 @@
           <w:sz w:val="20"/>
           <w:szCs w:val="20"/>
         </w:rPr>
-        <w:t xml:space="preserve">CLOUD / PLATFORM / DEVOPS</w:t>
+        <w:t xml:space="preserve">APPLICATION ENGINEERING</w:t>
       </w:r>
     </w:p>
     <w:p>
@@ -1435,7 +1435,7 @@
           <w:sz w:val="20"/>
           <w:szCs w:val="20"/>
         </w:rPr>
-        <w:t xml:space="preserve">Azure · AWS · GCP · Cloudflare · Kubernetes · AKS · EKS · ECS · AWS Lambda · Azure Functions · Cloudflare Workers / Pages · Docker · Terraform · Pulumi · Helm · Flux · Argo CD · Ansible · Vault · GitHub Actions · Azure DevOps · GitLab CI · Jenkins · CircleCI · serverless · service mesh · platform engineering · internal developer platforms · golden paths · Backstage · feature flags · progressive delivery · canary deploys · blue/green · FinOps</w:t>
+        <w:t xml:space="preserve">TypeScript · Node.js · NestJS · Express · Fastify · Next.js · Python · FastAPI · Pydantic · Django · Java · Spring Boot · C# · .NET · ASP.NET Core · React · React Native · Angular · Svelte / SvelteKit · Vite · Tailwind CSS · Storybook · TanStack Query · REST · GraphQL · gRPC · WebSockets · OpenAPI · webhooks · OAuth2 · OIDC · JWT · SAML · SCIM · API gateways · idempotency · rate limiting</w:t>
       </w:r>
     </w:p>
     <w:p>
@@ -1452,7 +1452,7 @@
           <w:sz w:val="20"/>
           <w:szCs w:val="20"/>
         </w:rPr>
-        <w:t xml:space="preserve">DATA / DISTRIBUTED SYSTEMS</w:t>
+        <w:t xml:space="preserve">CLOUD / PLATFORM / DEVOPS</w:t>
       </w:r>
     </w:p>
     <w:p>
@@ -1466,7 +1466,7 @@
           <w:sz w:val="20"/>
           <w:szCs w:val="20"/>
         </w:rPr>
-        <w:t xml:space="preserve">PostgreSQL · MySQL · SQL Server · Oracle · CockroachDB · Aurora · Vitess · MongoDB · Cosmos DB · DynamoDB · Redis · Snowflake · BigQuery · Databricks · Delta Lake · Apache Iceberg · TimescaleDB · InfluxDB · ClickHouse · Neo4j · Elasticsearch · Kafka · RabbitMQ · NATS · SQS / SNS · EventBridge · Azure Service Bus · Redis Streams · Temporal · Camunda / Zeebe · BullMQ · worker queues · sagas · outbox pattern · CQRS · event sourcing · CDC · Debezium · dbt · Airflow · Dagster · Spark · high-volume ingestion · multi-tenant schema design · sharding · replication</w:t>
+        <w:t xml:space="preserve">Azure · AWS · GCP · Cloudflare · Kubernetes · AKS · EKS · ECS · AWS Lambda · Azure Functions · Cloudflare Workers / Pages · Docker · Terraform · Pulumi · Helm · Flux · Argo CD · Ansible · Vault · GitHub Actions · Azure DevOps · GitLab CI · Jenkins · CircleCI · serverless · service mesh · platform engineering · internal developer platforms · golden paths · Backstage · feature flags · progressive delivery · canary deploys · blue/green · FinOps</w:t>
       </w:r>
     </w:p>
     <w:p>
@@ -1483,6 +1483,37 @@
           <w:sz w:val="20"/>
           <w:szCs w:val="20"/>
         </w:rPr>
+        <w:t xml:space="preserve">DATA / DISTRIBUTED SYSTEMS</w:t>
+      </w:r>
+    </w:p>
+    <w:p>
+      <w:pPr>
+        <w:spacing w:after="80" w:line="280"/>
+      </w:pPr>
+      <w:r>
+        <w:rPr>
+          <w:rFonts w:ascii="Calibri" w:cs="Calibri" w:eastAsia="Calibri" w:hAnsi="Calibri"/>
+          <w:color w:val="14171A"/>
+          <w:sz w:val="20"/>
+          <w:szCs w:val="20"/>
+        </w:rPr>
+        <w:t xml:space="preserve">PostgreSQL · MySQL · SQL Server · Oracle · CockroachDB · Aurora · Vitess · MongoDB · Cosmos DB · DynamoDB · Redis · Snowflake · BigQuery · Databricks · Delta Lake · Apache Iceberg · TimescaleDB · InfluxDB · ClickHouse · Neo4j · Elasticsearch · Kafka · RabbitMQ · NATS · SQS / SNS · EventBridge · Azure Service Bus · Redis Streams · Temporal · Camunda / Zeebe · BullMQ · worker queues · sagas · outbox pattern · CQRS · event sourcing · CDC · Debezium · dbt · Airflow · Dagster · Spark · high-volume ingestion · multi-tenant schema design · sharding · replication</w:t>
+      </w:r>
+    </w:p>
+    <w:p>
+      <w:pPr>
+        <w:spacing w:after="40" w:before="160"/>
+      </w:pPr>
+      <w:r>
+        <w:rPr>
+          <w:rFonts w:ascii="Calibri" w:cs="Calibri" w:eastAsia="Calibri" w:hAnsi="Calibri"/>
+          <w:b/>
+          <w:bCs/>
+          <w:color w:val="6A6F77"/>
+          <w:spacing w:val="4"/>
+          <w:sz w:val="20"/>
+          <w:szCs w:val="20"/>
+        </w:rPr>
         <w:t xml:space="preserve">RELIABILITY / SECURITY / QUALITY</w:t>
       </w:r>
     </w:p>
@@ -1498,6 +1529,37 @@
           <w:szCs w:val="20"/>
         </w:rPr>
         <w:t xml:space="preserve">OpenTelemetry · Datadog · Prometheus · Grafana · Loki · Tempo · Jaeger · Honeycomb · New Relic · distributed tracing · structured logging · SLOs / SLIs · error budgets · incident command · postmortems · runbooks · on-call · DR · chaos testing · load testing · k6 · Locust · OWASP Top 10 · IAM · RBAC / ABAC · zero trust · mTLS · KMS · secrets management · audit logging · PII handling · SBOM · supply-chain security · SAST / DAST · Jest · Vitest · Pytest · JUnit · Playwright · Cypress · Robot Framework · Testcontainers · contract testing · AI-assisted test authorship · LLM regression evals · golden datasets</w:t>
+      </w:r>
+    </w:p>
+    <w:p>
+      <w:pPr>
+        <w:spacing w:after="40" w:before="160"/>
+      </w:pPr>
+      <w:r>
+        <w:rPr>
+          <w:rFonts w:ascii="Calibri" w:cs="Calibri" w:eastAsia="Calibri" w:hAnsi="Calibri"/>
+          <w:b/>
+          <w:bCs/>
+          <w:color w:val="6A6F77"/>
+          <w:spacing w:val="4"/>
+          <w:sz w:val="20"/>
+          <w:szCs w:val="20"/>
+        </w:rPr>
+        <w:t xml:space="preserve">FORWARD-DEPLOYED / CUSTOMER ENGINEERING</w:t>
+      </w:r>
+    </w:p>
+    <w:p>
+      <w:pPr>
+        <w:spacing w:after="80" w:line="280"/>
+      </w:pPr>
+      <w:r>
+        <w:rPr>
+          <w:rFonts w:ascii="Calibri" w:cs="Calibri" w:eastAsia="Calibri" w:hAnsi="Calibri"/>
+          <w:color w:val="14171A"/>
+          <w:sz w:val="20"/>
+          <w:szCs w:val="20"/>
+        </w:rPr>
+        <w:t xml:space="preserve">technical discovery workshops · customer co-development · executive technical communication · prototype-to-production delivery · reusable implementation patterns · playbooks · product feedback synthesis · rapid prototyping</w:t>
       </w:r>
     </w:p>
     <w:sectPr>

--- a/public/adobe/leif-taylor-resume-adobe-2026-05.docx
+++ b/public/adobe/leif-taylor-resume-adobe-2026-05.docx
@@ -49,7 +49,7 @@
         </w:rPr>
         <w:t xml:space="preserve">Greater Boston Area  ·  </w:t>
       </w:r>
-      <w:hyperlink w:history="1" r:id="rIdezv9hrueloayeeojxpg72">
+      <w:hyperlink w:history="1" r:id="rIdgxzmzmkyp5tbr2o-e9l9b">
         <w:r>
           <w:rPr>
             <w:rFonts w:ascii="Calibri" w:cs="Calibri" w:eastAsia="Calibri" w:hAnsi="Calibri"/>
@@ -70,7 +70,7 @@
         </w:rPr>
         <w:t xml:space="preserve">  ·  </w:t>
       </w:r>
-      <w:hyperlink w:history="1" r:id="rIde4jerdvldrtc-2yvvtzxh">
+      <w:hyperlink w:history="1" r:id="rId6odlhpr7azaw0qb3cvk5k">
         <w:r>
           <w:rPr>
             <w:rFonts w:ascii="Calibri" w:cs="Calibri" w:eastAsia="Calibri" w:hAnsi="Calibri"/>
@@ -91,7 +91,7 @@
         </w:rPr>
         <w:t xml:space="preserve">  ·  </w:t>
       </w:r>
-      <w:hyperlink w:history="1" r:id="rIda1eb-e1pzeuk_ruvzyylf">
+      <w:hyperlink w:history="1" r:id="rIdqxtnemggs_inmu83pgkhb">
         <w:r>
           <w:rPr>
             <w:rFonts w:ascii="Calibri" w:cs="Calibri" w:eastAsia="Calibri" w:hAnsi="Calibri"/>
@@ -1281,7 +1281,7 @@
       <w:pPr>
         <w:spacing w:after="120"/>
       </w:pPr>
-      <w:hyperlink w:history="1" r:id="rIdri6yfdruiht0ktgyntq4m">
+      <w:hyperlink w:history="1" r:id="rIdm_xd2sazbpblf5ruczkir">
         <w:r>
           <w:rPr>
             <w:rFonts w:ascii="Calibri" w:cs="Calibri" w:eastAsia="Calibri" w:hAnsi="Calibri"/>
@@ -1497,7 +1497,7 @@
           <w:sz w:val="20"/>
           <w:szCs w:val="20"/>
         </w:rPr>
-        <w:t xml:space="preserve">PostgreSQL · MySQL · SQL Server · Oracle · CockroachDB · Aurora · Vitess · MongoDB · Cosmos DB · DynamoDB · Redis · Snowflake · BigQuery · Databricks · Delta Lake · Apache Iceberg · TimescaleDB · InfluxDB · ClickHouse · Neo4j · Elasticsearch · Kafka · RabbitMQ · NATS · SQS / SNS · EventBridge · Azure Service Bus · Redis Streams · Temporal · Camunda / Zeebe · BullMQ · worker queues · sagas · outbox pattern · CQRS · event sourcing · CDC · Debezium · dbt · Airflow · Dagster · Spark · high-volume ingestion · multi-tenant schema design · sharding · replication</w:t>
+        <w:t xml:space="preserve">PostgreSQL · MySQL · SQL Server · Oracle · CockroachDB · Aurora · MongoDB · DynamoDB · Redis · Snowflake · BigQuery · Databricks · TimescaleDB · Elasticsearch · Kafka · RabbitMQ · SQS / SNS · EventBridge · Temporal · worker queues · sagas · outbox pattern · CQRS · event sourcing · CDC · dbt · Airflow · Spark · sharding · replication</w:t>
       </w:r>
     </w:p>
     <w:p>
@@ -1528,7 +1528,7 @@
           <w:sz w:val="20"/>
           <w:szCs w:val="20"/>
         </w:rPr>
-        <w:t xml:space="preserve">OpenTelemetry · Datadog · Prometheus · Grafana · Loki · Tempo · Jaeger · Honeycomb · New Relic · distributed tracing · structured logging · SLOs / SLIs · error budgets · incident command · postmortems · runbooks · on-call · DR · chaos testing · load testing · k6 · Locust · OWASP Top 10 · IAM · RBAC / ABAC · zero trust · mTLS · KMS · secrets management · audit logging · PII handling · SBOM · supply-chain security · SAST / DAST · Jest · Vitest · Pytest · JUnit · Playwright · Cypress · Robot Framework · Testcontainers · contract testing · AI-assisted test authorship · LLM regression evals · golden datasets</w:t>
+        <w:t xml:space="preserve">OpenTelemetry · Datadog · Prometheus · Grafana · distributed tracing · structured logging · SLOs / SLIs · error budgets · incident command · postmortems · runbooks · on-call · DR · load testing · k6 · OWASP Top 10 · IAM · RBAC / ABAC · zero trust · secrets management · audit logging · PII handling · supply-chain security · Jest · Vitest · Pytest · Playwright · AI-assisted test authorship · LLM regression evals · golden datasets</w:t>
       </w:r>
     </w:p>
     <w:p>

--- a/public/adobe/leif-taylor-resume-adobe-2026-05.docx
+++ b/public/adobe/leif-taylor-resume-adobe-2026-05.docx
@@ -49,7 +49,7 @@
         </w:rPr>
         <w:t xml:space="preserve">Greater Boston Area  ·  </w:t>
       </w:r>
-      <w:hyperlink w:history="1" r:id="rIdgxzmzmkyp5tbr2o-e9l9b">
+      <w:hyperlink w:history="1" r:id="rIdjndawmssa_xxr18m35pyr">
         <w:r>
           <w:rPr>
             <w:rFonts w:ascii="Calibri" w:cs="Calibri" w:eastAsia="Calibri" w:hAnsi="Calibri"/>
@@ -70,7 +70,7 @@
         </w:rPr>
         <w:t xml:space="preserve">  ·  </w:t>
       </w:r>
-      <w:hyperlink w:history="1" r:id="rId6odlhpr7azaw0qb3cvk5k">
+      <w:hyperlink w:history="1" r:id="rIdig51b5lkghoz5l7y4jf6l">
         <w:r>
           <w:rPr>
             <w:rFonts w:ascii="Calibri" w:cs="Calibri" w:eastAsia="Calibri" w:hAnsi="Calibri"/>
@@ -91,7 +91,7 @@
         </w:rPr>
         <w:t xml:space="preserve">  ·  </w:t>
       </w:r>
-      <w:hyperlink w:history="1" r:id="rIdqxtnemggs_inmu83pgkhb">
+      <w:hyperlink w:history="1" r:id="rId_kzzcigno29ilqqjkme85">
         <w:r>
           <w:rPr>
             <w:rFonts w:ascii="Calibri" w:cs="Calibri" w:eastAsia="Calibri" w:hAnsi="Calibri"/>
@@ -1281,7 +1281,7 @@
       <w:pPr>
         <w:spacing w:after="120"/>
       </w:pPr>
-      <w:hyperlink w:history="1" r:id="rIdm_xd2sazbpblf5ruczkir">
+      <w:hyperlink w:history="1" r:id="rId0jig67wdfcmpzyj-ogedu">
         <w:r>
           <w:rPr>
             <w:rFonts w:ascii="Calibri" w:cs="Calibri" w:eastAsia="Calibri" w:hAnsi="Calibri"/>
